--- a/docs/build-log/Nidan_Build_Status.docx
+++ b/docs/build-log/Nidan_Build_Status.docx
@@ -241,8 +241,8 @@
         </w:tblBorders>
       </w:tblPr>
       <w:tblGrid>
-        <w:gridCol w:w="1795"/>
-        <w:gridCol w:w="7565"/>
+        <w:gridCol w:w="1523"/>
+        <w:gridCol w:w="7837"/>
       </w:tblGrid>
       <w:tr>
         <w:trPr>
@@ -250,7 +250,7 @@
         </w:trPr>
         <w:tc>
           <w:tcPr>
-            <w:tcW w:type="dxa" w:w="1795"/>
+            <w:tcW w:type="dxa" w:w="1523"/>
             <w:shd w:fill="13272F" w:val="clear"/>
             <w:tcMar>
               <w:top w:type="dxa" w:w="70"/>
@@ -277,7 +277,7 @@
         </w:tc>
         <w:tc>
           <w:tcPr>
-            <w:tcW w:type="dxa" w:w="7565"/>
+            <w:tcW w:type="dxa" w:w="7837"/>
             <w:shd w:fill="13272F" w:val="clear"/>
             <w:tcMar>
               <w:top w:type="dxa" w:w="70"/>
@@ -309,7 +309,7 @@
         </w:trPr>
         <w:tc>
           <w:tcPr>
-            <w:tcW w:type="dxa" w:w="1795"/>
+            <w:tcW w:type="dxa" w:w="1523"/>
             <w:shd w:fill="FFFFFF" w:val="clear"/>
             <w:tcMar>
               <w:top w:type="dxa" w:w="70"/>
@@ -336,26 +336,26 @@
         </w:tc>
         <w:tc>
           <w:tcPr>
-            <w:tcW w:type="dxa" w:w="7565"/>
-            <w:shd w:fill="FFFFFF" w:val="clear"/>
-            <w:tcMar>
-              <w:top w:type="dxa" w:w="70"/>
-              <w:left w:type="dxa" w:w="110"/>
-              <w:bottom w:type="dxa" w:w="70"/>
-              <w:right w:type="dxa" w:w="110"/>
-            </w:tcMar>
-          </w:tcPr>
-          <w:p>
-            <w:pPr>
-              <w:spacing w:after="0" w:before="0"/>
-            </w:pPr>
-            <w:r>
-              <w:rPr>
-                <w:color w:val="13272F"/>
-                <w:sz w:val="17"/>
-                <w:szCs w:val="17"/>
-              </w:rPr>
-              <w:t xml:space="preserve">2026-09-08 — </w:t>
+            <w:tcW w:type="dxa" w:w="7837"/>
+            <w:shd w:fill="FFFFFF" w:val="clear"/>
+            <w:tcMar>
+              <w:top w:type="dxa" w:w="70"/>
+              <w:left w:type="dxa" w:w="110"/>
+              <w:bottom w:type="dxa" w:w="70"/>
+              <w:right w:type="dxa" w:w="110"/>
+            </w:tcMar>
+          </w:tcPr>
+          <w:p>
+            <w:pPr>
+              <w:spacing w:after="0" w:before="0"/>
+            </w:pPr>
+            <w:r>
+              <w:rPr>
+                <w:color w:val="13272F"/>
+                <w:sz w:val="17"/>
+                <w:szCs w:val="17"/>
+              </w:rPr>
+              <w:t xml:space="preserve">2026-09-11 — </w:t>
             </w:r>
             <w:r>
               <w:rPr>
@@ -375,7 +375,7 @@
         </w:trPr>
         <w:tc>
           <w:tcPr>
-            <w:tcW w:type="dxa" w:w="1795"/>
+            <w:tcW w:type="dxa" w:w="1523"/>
             <w:shd w:fill="F7FAFB" w:val="clear"/>
             <w:tcMar>
               <w:top w:type="dxa" w:w="70"/>
@@ -402,7 +402,7 @@
         </w:tc>
         <w:tc>
           <w:tcPr>
-            <w:tcW w:type="dxa" w:w="7565"/>
+            <w:tcW w:type="dxa" w:w="7837"/>
             <w:shd w:fill="F7FAFB" w:val="clear"/>
             <w:tcMar>
               <w:top w:type="dxa" w:w="70"/>
@@ -441,7 +441,7 @@
         </w:trPr>
         <w:tc>
           <w:tcPr>
-            <w:tcW w:type="dxa" w:w="1795"/>
+            <w:tcW w:type="dxa" w:w="1523"/>
             <w:shd w:fill="FFFFFF" w:val="clear"/>
             <w:tcMar>
               <w:top w:type="dxa" w:w="70"/>
@@ -468,7 +468,7 @@
         </w:tc>
         <w:tc>
           <w:tcPr>
-            <w:tcW w:type="dxa" w:w="7565"/>
+            <w:tcW w:type="dxa" w:w="7837"/>
             <w:shd w:fill="FFFFFF" w:val="clear"/>
             <w:tcMar>
               <w:top w:type="dxa" w:w="70"/>
@@ -489,15 +489,15 @@
                 <w:sz w:val="17"/>
                 <w:szCs w:val="17"/>
               </w:rPr>
-              <w:t xml:space="preserve">7 of 34</w:t>
-            </w:r>
-            <w:r>
-              <w:rPr>
-                <w:color w:val="13272F"/>
-                <w:sz w:val="17"/>
-                <w:szCs w:val="17"/>
-              </w:rPr>
-              <w:t xml:space="preserve"> (21%)</w:t>
+              <w:t xml:space="preserve">8 of 34</w:t>
+            </w:r>
+            <w:r>
+              <w:rPr>
+                <w:color w:val="13272F"/>
+                <w:sz w:val="17"/>
+                <w:szCs w:val="17"/>
+              </w:rPr>
+              <w:t xml:space="preserve"> (24%)</w:t>
             </w:r>
           </w:p>
         </w:tc>
@@ -508,7 +508,7 @@
         </w:trPr>
         <w:tc>
           <w:tcPr>
-            <w:tcW w:type="dxa" w:w="1795"/>
+            <w:tcW w:type="dxa" w:w="1523"/>
             <w:shd w:fill="F7FAFB" w:val="clear"/>
             <w:tcMar>
               <w:top w:type="dxa" w:w="70"/>
@@ -535,26 +535,26 @@
         </w:tc>
         <w:tc>
           <w:tcPr>
-            <w:tcW w:type="dxa" w:w="7565"/>
-            <w:shd w:fill="F7FAFB" w:val="clear"/>
-            <w:tcMar>
-              <w:top w:type="dxa" w:w="70"/>
-              <w:left w:type="dxa" w:w="110"/>
-              <w:bottom w:type="dxa" w:w="70"/>
-              <w:right w:type="dxa" w:w="110"/>
-            </w:tcMar>
-          </w:tcPr>
-          <w:p>
-            <w:pPr>
-              <w:spacing w:after="0" w:before="0"/>
-            </w:pPr>
-            <w:r>
-              <w:rPr>
-                <w:color w:val="13272F"/>
-                <w:sz w:val="17"/>
-                <w:szCs w:val="17"/>
-              </w:rPr>
-              <w:t xml:space="preserve">8 d done · 75 d remaining</w:t>
+            <w:tcW w:type="dxa" w:w="7837"/>
+            <w:shd w:fill="F7FAFB" w:val="clear"/>
+            <w:tcMar>
+              <w:top w:type="dxa" w:w="70"/>
+              <w:left w:type="dxa" w:w="110"/>
+              <w:bottom w:type="dxa" w:w="70"/>
+              <w:right w:type="dxa" w:w="110"/>
+            </w:tcMar>
+          </w:tcPr>
+          <w:p>
+            <w:pPr>
+              <w:spacing w:after="0" w:before="0"/>
+            </w:pPr>
+            <w:r>
+              <w:rPr>
+                <w:color w:val="13272F"/>
+                <w:sz w:val="17"/>
+                <w:szCs w:val="17"/>
+              </w:rPr>
+              <w:t xml:space="preserve">11 d done · 72 d remaining</w:t>
             </w:r>
           </w:p>
         </w:tc>
@@ -565,7 +565,7 @@
         </w:trPr>
         <w:tc>
           <w:tcPr>
-            <w:tcW w:type="dxa" w:w="1795"/>
+            <w:tcW w:type="dxa" w:w="1523"/>
             <w:shd w:fill="FFFFFF" w:val="clear"/>
             <w:tcMar>
               <w:top w:type="dxa" w:w="70"/>
@@ -592,7 +592,7 @@
         </w:tc>
         <w:tc>
           <w:tcPr>
-            <w:tcW w:type="dxa" w:w="7565"/>
+            <w:tcW w:type="dxa" w:w="7837"/>
             <w:shd w:fill="FFFFFF" w:val="clear"/>
             <w:tcMar>
               <w:top w:type="dxa" w:w="70"/>
@@ -612,7 +612,7 @@
                 <w:sz w:val="15"/>
                 <w:szCs w:val="15"/>
               </w:rPr>
-              <w:t xml:space="preserve">refactor/t-001-package-structure</w:t>
+              <w:t xml:space="preserve">docs/decide-d4-d7</w:t>
             </w:r>
           </w:p>
         </w:tc>
@@ -623,7 +623,7 @@
         </w:trPr>
         <w:tc>
           <w:tcPr>
-            <w:tcW w:type="dxa" w:w="1795"/>
+            <w:tcW w:type="dxa" w:w="1523"/>
             <w:shd w:fill="F7FAFB" w:val="clear"/>
             <w:tcMar>
               <w:top w:type="dxa" w:w="70"/>
@@ -650,7 +650,7 @@
         </w:tc>
         <w:tc>
           <w:tcPr>
-            <w:tcW w:type="dxa" w:w="7565"/>
+            <w:tcW w:type="dxa" w:w="7837"/>
             <w:shd w:fill="F7FAFB" w:val="clear"/>
             <w:tcMar>
               <w:top w:type="dxa" w:w="70"/>
@@ -670,7 +670,7 @@
                 <w:sz w:val="15"/>
                 <w:szCs w:val="15"/>
               </w:rPr>
-              <w:t xml:space="preserve">f48ba82 fix(ci): allowlist test fixtures so gitleaks passes</w:t>
+              <w:t xml:space="preserve">71415c5 docs(prd): decide D-4 to D-7, and record the question D-7 opened</w:t>
             </w:r>
           </w:p>
         </w:tc>
@@ -752,11 +752,11 @@
         </w:tblBorders>
       </w:tblPr>
       <w:tblGrid>
-        <w:gridCol w:w="4731"/>
-        <w:gridCol w:w="695"/>
-        <w:gridCol w:w="597"/>
-        <w:gridCol w:w="1529"/>
-        <w:gridCol w:w="1808"/>
+        <w:gridCol w:w="4658"/>
+        <w:gridCol w:w="684"/>
+        <w:gridCol w:w="596"/>
+        <w:gridCol w:w="1506"/>
+        <w:gridCol w:w="1916"/>
       </w:tblGrid>
       <w:tr>
         <w:trPr>
@@ -764,7 +764,7 @@
         </w:trPr>
         <w:tc>
           <w:tcPr>
-            <w:tcW w:type="dxa" w:w="4731"/>
+            <w:tcW w:type="dxa" w:w="4658"/>
             <w:shd w:fill="13272F" w:val="clear"/>
             <w:tcMar>
               <w:top w:type="dxa" w:w="70"/>
@@ -791,7 +791,7 @@
         </w:tc>
         <w:tc>
           <w:tcPr>
-            <w:tcW w:type="dxa" w:w="695"/>
+            <w:tcW w:type="dxa" w:w="684"/>
             <w:shd w:fill="13272F" w:val="clear"/>
             <w:tcMar>
               <w:top w:type="dxa" w:w="70"/>
@@ -818,7 +818,7 @@
         </w:tc>
         <w:tc>
           <w:tcPr>
-            <w:tcW w:type="dxa" w:w="597"/>
+            <w:tcW w:type="dxa" w:w="596"/>
             <w:shd w:fill="13272F" w:val="clear"/>
             <w:tcMar>
               <w:top w:type="dxa" w:w="70"/>
@@ -845,7 +845,7 @@
         </w:tc>
         <w:tc>
           <w:tcPr>
-            <w:tcW w:type="dxa" w:w="1529"/>
+            <w:tcW w:type="dxa" w:w="1506"/>
             <w:shd w:fill="13272F" w:val="clear"/>
             <w:tcMar>
               <w:top w:type="dxa" w:w="70"/>
@@ -872,7 +872,7 @@
         </w:tc>
         <w:tc>
           <w:tcPr>
-            <w:tcW w:type="dxa" w:w="1808"/>
+            <w:tcW w:type="dxa" w:w="1916"/>
             <w:shd w:fill="13272F" w:val="clear"/>
             <w:tcMar>
               <w:top w:type="dxa" w:w="70"/>
@@ -904,7 +904,7 @@
         </w:trPr>
         <w:tc>
           <w:tcPr>
-            <w:tcW w:type="dxa" w:w="4731"/>
+            <w:tcW w:type="dxa" w:w="4658"/>
             <w:shd w:fill="FFFFFF" w:val="clear"/>
             <w:tcMar>
               <w:top w:type="dxa" w:w="70"/>
@@ -929,7 +929,7 @@
         </w:tc>
         <w:tc>
           <w:tcPr>
-            <w:tcW w:type="dxa" w:w="695"/>
+            <w:tcW w:type="dxa" w:w="684"/>
             <w:shd w:fill="FFFFFF" w:val="clear"/>
             <w:tcMar>
               <w:top w:type="dxa" w:w="70"/>
@@ -954,7 +954,7 @@
         </w:tc>
         <w:tc>
           <w:tcPr>
-            <w:tcW w:type="dxa" w:w="597"/>
+            <w:tcW w:type="dxa" w:w="596"/>
             <w:shd w:fill="FFFFFF" w:val="clear"/>
             <w:tcMar>
               <w:top w:type="dxa" w:w="70"/>
@@ -979,7 +979,7 @@
         </w:tc>
         <w:tc>
           <w:tcPr>
-            <w:tcW w:type="dxa" w:w="1529"/>
+            <w:tcW w:type="dxa" w:w="1506"/>
             <w:shd w:fill="FFFFFF" w:val="clear"/>
             <w:tcMar>
               <w:top w:type="dxa" w:w="70"/>
@@ -1004,7 +1004,7 @@
         </w:tc>
         <w:tc>
           <w:tcPr>
-            <w:tcW w:type="dxa" w:w="1808"/>
+            <w:tcW w:type="dxa" w:w="1916"/>
             <w:shd w:fill="FFFFFF" w:val="clear"/>
             <w:tcMar>
               <w:top w:type="dxa" w:w="70"/>
@@ -1034,7 +1034,7 @@
         </w:trPr>
         <w:tc>
           <w:tcPr>
-            <w:tcW w:type="dxa" w:w="4731"/>
+            <w:tcW w:type="dxa" w:w="4658"/>
             <w:shd w:fill="F7FAFB" w:val="clear"/>
             <w:tcMar>
               <w:top w:type="dxa" w:w="70"/>
@@ -1059,7 +1059,7 @@
         </w:tc>
         <w:tc>
           <w:tcPr>
-            <w:tcW w:type="dxa" w:w="695"/>
+            <w:tcW w:type="dxa" w:w="684"/>
             <w:shd w:fill="F7FAFB" w:val="clear"/>
             <w:tcMar>
               <w:top w:type="dxa" w:w="70"/>
@@ -1084,76 +1084,76 @@
         </w:tc>
         <w:tc>
           <w:tcPr>
-            <w:tcW w:type="dxa" w:w="597"/>
-            <w:shd w:fill="F7FAFB" w:val="clear"/>
-            <w:tcMar>
-              <w:top w:type="dxa" w:w="70"/>
-              <w:left w:type="dxa" w:w="110"/>
-              <w:bottom w:type="dxa" w:w="70"/>
-              <w:right w:type="dxa" w:w="110"/>
-            </w:tcMar>
-          </w:tcPr>
-          <w:p>
-            <w:pPr>
-              <w:spacing w:after="0" w:before="0"/>
-            </w:pPr>
-            <w:r>
-              <w:rPr>
-                <w:color w:val="13272F"/>
-                <w:sz w:val="17"/>
-                <w:szCs w:val="17"/>
-              </w:rPr>
-              <w:t xml:space="preserve">0</w:t>
-            </w:r>
-          </w:p>
-        </w:tc>
-        <w:tc>
-          <w:tcPr>
-            <w:tcW w:type="dxa" w:w="1529"/>
-            <w:shd w:fill="F7FAFB" w:val="clear"/>
-            <w:tcMar>
-              <w:top w:type="dxa" w:w="70"/>
-              <w:left w:type="dxa" w:w="110"/>
-              <w:bottom w:type="dxa" w:w="70"/>
-              <w:right w:type="dxa" w:w="110"/>
-            </w:tcMar>
-          </w:tcPr>
-          <w:p>
-            <w:pPr>
-              <w:spacing w:after="0" w:before="0"/>
-            </w:pPr>
-            <w:r>
-              <w:rPr>
-                <w:color w:val="13272F"/>
-                <w:sz w:val="17"/>
-                <w:szCs w:val="17"/>
-              </w:rPr>
-              <w:t xml:space="preserve">18 d</w:t>
-            </w:r>
-          </w:p>
-        </w:tc>
-        <w:tc>
-          <w:tcPr>
-            <w:tcW w:type="dxa" w:w="1808"/>
-            <w:shd w:fill="F7FAFB" w:val="clear"/>
-            <w:tcMar>
-              <w:top w:type="dxa" w:w="70"/>
-              <w:left w:type="dxa" w:w="110"/>
-              <w:bottom w:type="dxa" w:w="70"/>
-              <w:right w:type="dxa" w:w="110"/>
-            </w:tcMar>
-          </w:tcPr>
-          <w:p>
-            <w:pPr>
-              <w:spacing w:after="0" w:before="0"/>
-            </w:pPr>
-            <w:r>
-              <w:rPr>
-                <w:color w:val="13272F"/>
-                <w:sz w:val="17"/>
-                <w:szCs w:val="17"/>
-              </w:rPr>
-              <w:t xml:space="preserve">⬜ not started</w:t>
+            <w:tcW w:type="dxa" w:w="596"/>
+            <w:shd w:fill="F7FAFB" w:val="clear"/>
+            <w:tcMar>
+              <w:top w:type="dxa" w:w="70"/>
+              <w:left w:type="dxa" w:w="110"/>
+              <w:bottom w:type="dxa" w:w="70"/>
+              <w:right w:type="dxa" w:w="110"/>
+            </w:tcMar>
+          </w:tcPr>
+          <w:p>
+            <w:pPr>
+              <w:spacing w:after="0" w:before="0"/>
+            </w:pPr>
+            <w:r>
+              <w:rPr>
+                <w:color w:val="13272F"/>
+                <w:sz w:val="17"/>
+                <w:szCs w:val="17"/>
+              </w:rPr>
+              <w:t xml:space="preserve">1</w:t>
+            </w:r>
+          </w:p>
+        </w:tc>
+        <w:tc>
+          <w:tcPr>
+            <w:tcW w:type="dxa" w:w="1506"/>
+            <w:shd w:fill="F7FAFB" w:val="clear"/>
+            <w:tcMar>
+              <w:top w:type="dxa" w:w="70"/>
+              <w:left w:type="dxa" w:w="110"/>
+              <w:bottom w:type="dxa" w:w="70"/>
+              <w:right w:type="dxa" w:w="110"/>
+            </w:tcMar>
+          </w:tcPr>
+          <w:p>
+            <w:pPr>
+              <w:spacing w:after="0" w:before="0"/>
+            </w:pPr>
+            <w:r>
+              <w:rPr>
+                <w:color w:val="13272F"/>
+                <w:sz w:val="17"/>
+                <w:szCs w:val="17"/>
+              </w:rPr>
+              <w:t xml:space="preserve">15 d</w:t>
+            </w:r>
+          </w:p>
+        </w:tc>
+        <w:tc>
+          <w:tcPr>
+            <w:tcW w:type="dxa" w:w="1916"/>
+            <w:shd w:fill="F7FAFB" w:val="clear"/>
+            <w:tcMar>
+              <w:top w:type="dxa" w:w="70"/>
+              <w:left w:type="dxa" w:w="110"/>
+              <w:bottom w:type="dxa" w:w="70"/>
+              <w:right w:type="dxa" w:w="110"/>
+            </w:tcMar>
+          </w:tcPr>
+          <w:p>
+            <w:pPr>
+              <w:spacing w:after="0" w:before="0"/>
+            </w:pPr>
+            <w:r>
+              <w:rPr>
+                <w:color w:val="13272F"/>
+                <w:sz w:val="17"/>
+                <w:szCs w:val="17"/>
+              </w:rPr>
+              <w:t xml:space="preserve">🟡 in progress</w:t>
             </w:r>
           </w:p>
         </w:tc>
@@ -1164,7 +1164,7 @@
         </w:trPr>
         <w:tc>
           <w:tcPr>
-            <w:tcW w:type="dxa" w:w="4731"/>
+            <w:tcW w:type="dxa" w:w="4658"/>
             <w:shd w:fill="FFFFFF" w:val="clear"/>
             <w:tcMar>
               <w:top w:type="dxa" w:w="70"/>
@@ -1189,7 +1189,7 @@
         </w:tc>
         <w:tc>
           <w:tcPr>
-            <w:tcW w:type="dxa" w:w="695"/>
+            <w:tcW w:type="dxa" w:w="684"/>
             <w:shd w:fill="FFFFFF" w:val="clear"/>
             <w:tcMar>
               <w:top w:type="dxa" w:w="70"/>
@@ -1214,7 +1214,7 @@
         </w:tc>
         <w:tc>
           <w:tcPr>
-            <w:tcW w:type="dxa" w:w="597"/>
+            <w:tcW w:type="dxa" w:w="596"/>
             <w:shd w:fill="FFFFFF" w:val="clear"/>
             <w:tcMar>
               <w:top w:type="dxa" w:w="70"/>
@@ -1239,7 +1239,7 @@
         </w:tc>
         <w:tc>
           <w:tcPr>
-            <w:tcW w:type="dxa" w:w="1529"/>
+            <w:tcW w:type="dxa" w:w="1506"/>
             <w:shd w:fill="FFFFFF" w:val="clear"/>
             <w:tcMar>
               <w:top w:type="dxa" w:w="70"/>
@@ -1264,7 +1264,7 @@
         </w:tc>
         <w:tc>
           <w:tcPr>
-            <w:tcW w:type="dxa" w:w="1808"/>
+            <w:tcW w:type="dxa" w:w="1916"/>
             <w:shd w:fill="FFFFFF" w:val="clear"/>
             <w:tcMar>
               <w:top w:type="dxa" w:w="70"/>
@@ -1294,7 +1294,7 @@
         </w:trPr>
         <w:tc>
           <w:tcPr>
-            <w:tcW w:type="dxa" w:w="4731"/>
+            <w:tcW w:type="dxa" w:w="4658"/>
             <w:shd w:fill="F7FAFB" w:val="clear"/>
             <w:tcMar>
               <w:top w:type="dxa" w:w="70"/>
@@ -1319,7 +1319,7 @@
         </w:tc>
         <w:tc>
           <w:tcPr>
-            <w:tcW w:type="dxa" w:w="695"/>
+            <w:tcW w:type="dxa" w:w="684"/>
             <w:shd w:fill="F7FAFB" w:val="clear"/>
             <w:tcMar>
               <w:top w:type="dxa" w:w="70"/>
@@ -1344,7 +1344,7 @@
         </w:tc>
         <w:tc>
           <w:tcPr>
-            <w:tcW w:type="dxa" w:w="597"/>
+            <w:tcW w:type="dxa" w:w="596"/>
             <w:shd w:fill="F7FAFB" w:val="clear"/>
             <w:tcMar>
               <w:top w:type="dxa" w:w="70"/>
@@ -1369,7 +1369,7 @@
         </w:tc>
         <w:tc>
           <w:tcPr>
-            <w:tcW w:type="dxa" w:w="1529"/>
+            <w:tcW w:type="dxa" w:w="1506"/>
             <w:shd w:fill="F7FAFB" w:val="clear"/>
             <w:tcMar>
               <w:top w:type="dxa" w:w="70"/>
@@ -1394,7 +1394,7 @@
         </w:tc>
         <w:tc>
           <w:tcPr>
-            <w:tcW w:type="dxa" w:w="1808"/>
+            <w:tcW w:type="dxa" w:w="1916"/>
             <w:shd w:fill="F7FAFB" w:val="clear"/>
             <w:tcMar>
               <w:top w:type="dxa" w:w="70"/>
@@ -1424,7 +1424,7 @@
         </w:trPr>
         <w:tc>
           <w:tcPr>
-            <w:tcW w:type="dxa" w:w="4731"/>
+            <w:tcW w:type="dxa" w:w="4658"/>
             <w:shd w:fill="FFFFFF" w:val="clear"/>
             <w:tcMar>
               <w:top w:type="dxa" w:w="70"/>
@@ -1449,7 +1449,7 @@
         </w:tc>
         <w:tc>
           <w:tcPr>
-            <w:tcW w:type="dxa" w:w="695"/>
+            <w:tcW w:type="dxa" w:w="684"/>
             <w:shd w:fill="FFFFFF" w:val="clear"/>
             <w:tcMar>
               <w:top w:type="dxa" w:w="70"/>
@@ -1474,7 +1474,7 @@
         </w:tc>
         <w:tc>
           <w:tcPr>
-            <w:tcW w:type="dxa" w:w="597"/>
+            <w:tcW w:type="dxa" w:w="596"/>
             <w:shd w:fill="FFFFFF" w:val="clear"/>
             <w:tcMar>
               <w:top w:type="dxa" w:w="70"/>
@@ -1499,7 +1499,7 @@
         </w:tc>
         <w:tc>
           <w:tcPr>
-            <w:tcW w:type="dxa" w:w="1529"/>
+            <w:tcW w:type="dxa" w:w="1506"/>
             <w:shd w:fill="FFFFFF" w:val="clear"/>
             <w:tcMar>
               <w:top w:type="dxa" w:w="70"/>
@@ -1524,7 +1524,7 @@
         </w:tc>
         <w:tc>
           <w:tcPr>
-            <w:tcW w:type="dxa" w:w="1808"/>
+            <w:tcW w:type="dxa" w:w="1916"/>
             <w:shd w:fill="FFFFFF" w:val="clear"/>
             <w:tcMar>
               <w:top w:type="dxa" w:w="70"/>
@@ -1844,7 +1844,7 @@
                 <w:sz w:val="17"/>
                 <w:szCs w:val="17"/>
               </w:rPr>
-              <w:t xml:space="preserve"> · Restructure into a vpsim/ package</w:t>
+              <w:t xml:space="preserve"> · Restructure into a nidan/ package</w:t>
             </w:r>
           </w:p>
         </w:tc>
@@ -1938,7 +1938,7 @@
             <w:pPr>
               <w:spacing w:after="0" w:before="0"/>
             </w:pPr>
-            <w:hyperlink w:history="1" r:id="rId_wmxhvfudm2ck46e54cv8">
+            <w:hyperlink w:history="1" r:id="rIdvjb1uph_dmvhfjs52dcmx">
               <w:r>
                 <w:rPr>
                   <w:color w:val="1F7A8C"/>
@@ -2106,7 +2106,7 @@
             <w:pPr>
               <w:spacing w:after="0" w:before="0"/>
             </w:pPr>
-            <w:hyperlink w:history="1" r:id="rIdgyqwy7tb_ulpbu5iqyngi">
+            <w:hyperlink w:history="1" r:id="rIdkr0d48u7z6mbsonayxt14">
               <w:r>
                 <w:rPr>
                   <w:color w:val="1F7A8C"/>
@@ -2274,7 +2274,7 @@
             <w:pPr>
               <w:spacing w:after="0" w:before="0"/>
             </w:pPr>
-            <w:hyperlink w:history="1" r:id="rIdbox9jhjg96eznr1egasru">
+            <w:hyperlink w:history="1" r:id="rId4syuu5og65wudryq48idq">
               <w:r>
                 <w:rPr>
                   <w:color w:val="1F7A8C"/>
@@ -2442,7 +2442,7 @@
             <w:pPr>
               <w:spacing w:after="0" w:before="0"/>
             </w:pPr>
-            <w:hyperlink w:history="1" r:id="rIdaale_plqi9dze53bpcxmd">
+            <w:hyperlink w:history="1" r:id="rId8jcimnjlsjkw-28zhvng6">
               <w:r>
                 <w:rPr>
                   <w:color w:val="1F7A8C"/>
@@ -2610,7 +2610,7 @@
             <w:pPr>
               <w:spacing w:after="0" w:before="0"/>
             </w:pPr>
-            <w:hyperlink w:history="1" r:id="rId7oetazxj2cs4v9tebx78n">
+            <w:hyperlink w:history="1" r:id="rIdb9ldl3vq_-nswnvikjshq">
               <w:r>
                 <w:rPr>
                   <w:color w:val="1F7A8C"/>
@@ -2778,7 +2778,7 @@
             <w:pPr>
               <w:spacing w:after="0" w:before="0"/>
             </w:pPr>
-            <w:hyperlink w:history="1" r:id="rIdqzukru2inb3_rfbxf7igk">
+            <w:hyperlink w:history="1" r:id="rIds0wbsqz-25e3dil2afm1o">
               <w:r>
                 <w:rPr>
                   <w:color w:val="1F7A8C"/>
@@ -2946,7 +2946,7 @@
             <w:pPr>
               <w:spacing w:after="0" w:before="0"/>
             </w:pPr>
-            <w:hyperlink w:history="1" r:id="rIdnx4x0vmozhb9qlkt4tlzc">
+            <w:hyperlink w:history="1" r:id="rIdgypc7jgqibiqhvkuks9np">
               <w:r>
                 <w:rPr>
                   <w:color w:val="1F7A8C"/>
@@ -2995,7 +2995,7 @@
           <w:sz w:val="20"/>
           <w:szCs w:val="20"/>
         </w:rPr>
-        <w:t xml:space="preserve">0 of 9 complete</w:t>
+        <w:t xml:space="preserve">1 of 9 complete</w:t>
       </w:r>
     </w:p>
     <w:tbl>
@@ -3210,7 +3210,7 @@
                 <w:sz w:val="17"/>
                 <w:szCs w:val="17"/>
               </w:rPr>
-              <w:t xml:space="preserve">⬜</w:t>
+              <w:t xml:space="preserve">✅</w:t>
             </w:r>
           </w:p>
         </w:tc>

--- a/docs/build-log/Nidan_Build_Status.docx
+++ b/docs/build-log/Nidan_Build_Status.docx
@@ -241,8 +241,8 @@
         </w:tblBorders>
       </w:tblPr>
       <w:tblGrid>
-        <w:gridCol w:w="1523"/>
-        <w:gridCol w:w="7837"/>
+        <w:gridCol w:w="1899"/>
+        <w:gridCol w:w="7461"/>
       </w:tblGrid>
       <w:tr>
         <w:trPr>
@@ -250,7 +250,7 @@
         </w:trPr>
         <w:tc>
           <w:tcPr>
-            <w:tcW w:type="dxa" w:w="1523"/>
+            <w:tcW w:type="dxa" w:w="1899"/>
             <w:shd w:fill="13272F" w:val="clear"/>
             <w:tcMar>
               <w:top w:type="dxa" w:w="70"/>
@@ -277,7 +277,7 @@
         </w:tc>
         <w:tc>
           <w:tcPr>
-            <w:tcW w:type="dxa" w:w="7837"/>
+            <w:tcW w:type="dxa" w:w="7461"/>
             <w:shd w:fill="13272F" w:val="clear"/>
             <w:tcMar>
               <w:top w:type="dxa" w:w="70"/>
@@ -309,7 +309,7 @@
         </w:trPr>
         <w:tc>
           <w:tcPr>
-            <w:tcW w:type="dxa" w:w="1523"/>
+            <w:tcW w:type="dxa" w:w="1899"/>
             <w:shd w:fill="FFFFFF" w:val="clear"/>
             <w:tcMar>
               <w:top w:type="dxa" w:w="70"/>
@@ -336,26 +336,26 @@
         </w:tc>
         <w:tc>
           <w:tcPr>
-            <w:tcW w:type="dxa" w:w="7837"/>
-            <w:shd w:fill="FFFFFF" w:val="clear"/>
-            <w:tcMar>
-              <w:top w:type="dxa" w:w="70"/>
-              <w:left w:type="dxa" w:w="110"/>
-              <w:bottom w:type="dxa" w:w="70"/>
-              <w:right w:type="dxa" w:w="110"/>
-            </w:tcMar>
-          </w:tcPr>
-          <w:p>
-            <w:pPr>
-              <w:spacing w:after="0" w:before="0"/>
-            </w:pPr>
-            <w:r>
-              <w:rPr>
-                <w:color w:val="13272F"/>
-                <w:sz w:val="17"/>
-                <w:szCs w:val="17"/>
-              </w:rPr>
-              <w:t xml:space="preserve">2026-09-11 — </w:t>
+            <w:tcW w:type="dxa" w:w="7461"/>
+            <w:shd w:fill="FFFFFF" w:val="clear"/>
+            <w:tcMar>
+              <w:top w:type="dxa" w:w="70"/>
+              <w:left w:type="dxa" w:w="110"/>
+              <w:bottom w:type="dxa" w:w="70"/>
+              <w:right w:type="dxa" w:w="110"/>
+            </w:tcMar>
+          </w:tcPr>
+          <w:p>
+            <w:pPr>
+              <w:spacing w:after="0" w:before="0"/>
+            </w:pPr>
+            <w:r>
+              <w:rPr>
+                <w:color w:val="13272F"/>
+                <w:sz w:val="17"/>
+                <w:szCs w:val="17"/>
+              </w:rPr>
+              <w:t xml:space="preserve">2026-09-12 — </w:t>
             </w:r>
             <w:r>
               <w:rPr>
@@ -375,7 +375,7 @@
         </w:trPr>
         <w:tc>
           <w:tcPr>
-            <w:tcW w:type="dxa" w:w="1523"/>
+            <w:tcW w:type="dxa" w:w="1899"/>
             <w:shd w:fill="F7FAFB" w:val="clear"/>
             <w:tcMar>
               <w:top w:type="dxa" w:w="70"/>
@@ -402,7 +402,7 @@
         </w:tc>
         <w:tc>
           <w:tcPr>
-            <w:tcW w:type="dxa" w:w="7837"/>
+            <w:tcW w:type="dxa" w:w="7461"/>
             <w:shd w:fill="F7FAFB" w:val="clear"/>
             <w:tcMar>
               <w:top w:type="dxa" w:w="70"/>
@@ -441,7 +441,7 @@
         </w:trPr>
         <w:tc>
           <w:tcPr>
-            <w:tcW w:type="dxa" w:w="1523"/>
+            <w:tcW w:type="dxa" w:w="1899"/>
             <w:shd w:fill="FFFFFF" w:val="clear"/>
             <w:tcMar>
               <w:top w:type="dxa" w:w="70"/>
@@ -468,7 +468,7 @@
         </w:tc>
         <w:tc>
           <w:tcPr>
-            <w:tcW w:type="dxa" w:w="7837"/>
+            <w:tcW w:type="dxa" w:w="7461"/>
             <w:shd w:fill="FFFFFF" w:val="clear"/>
             <w:tcMar>
               <w:top w:type="dxa" w:w="70"/>
@@ -508,7 +508,7 @@
         </w:trPr>
         <w:tc>
           <w:tcPr>
-            <w:tcW w:type="dxa" w:w="1523"/>
+            <w:tcW w:type="dxa" w:w="1899"/>
             <w:shd w:fill="F7FAFB" w:val="clear"/>
             <w:tcMar>
               <w:top w:type="dxa" w:w="70"/>
@@ -535,7 +535,7 @@
         </w:tc>
         <w:tc>
           <w:tcPr>
-            <w:tcW w:type="dxa" w:w="7837"/>
+            <w:tcW w:type="dxa" w:w="7461"/>
             <w:shd w:fill="F7FAFB" w:val="clear"/>
             <w:tcMar>
               <w:top w:type="dxa" w:w="70"/>
@@ -565,7 +565,7 @@
         </w:trPr>
         <w:tc>
           <w:tcPr>
-            <w:tcW w:type="dxa" w:w="1523"/>
+            <w:tcW w:type="dxa" w:w="1899"/>
             <w:shd w:fill="FFFFFF" w:val="clear"/>
             <w:tcMar>
               <w:top w:type="dxa" w:w="70"/>
@@ -592,7 +592,7 @@
         </w:tc>
         <w:tc>
           <w:tcPr>
-            <w:tcW w:type="dxa" w:w="7837"/>
+            <w:tcW w:type="dxa" w:w="7461"/>
             <w:shd w:fill="FFFFFF" w:val="clear"/>
             <w:tcMar>
               <w:top w:type="dxa" w:w="70"/>
@@ -623,7 +623,7 @@
         </w:trPr>
         <w:tc>
           <w:tcPr>
-            <w:tcW w:type="dxa" w:w="1523"/>
+            <w:tcW w:type="dxa" w:w="1899"/>
             <w:shd w:fill="F7FAFB" w:val="clear"/>
             <w:tcMar>
               <w:top w:type="dxa" w:w="70"/>
@@ -650,7 +650,7 @@
         </w:tc>
         <w:tc>
           <w:tcPr>
-            <w:tcW w:type="dxa" w:w="7837"/>
+            <w:tcW w:type="dxa" w:w="7461"/>
             <w:shd w:fill="F7FAFB" w:val="clear"/>
             <w:tcMar>
               <w:top w:type="dxa" w:w="70"/>
@@ -670,7 +670,7 @@
                 <w:sz w:val="15"/>
                 <w:szCs w:val="15"/>
               </w:rPr>
-              <w:t xml:space="preserve">71415c5 docs(prd): decide D-4 to D-7, and record the question D-7 opened</w:t>
+              <w:t xml:space="preserve">96a795c feat(db): schema and migrations (T-010)</w:t>
             </w:r>
           </w:p>
         </w:tc>
@@ -1938,7 +1938,7 @@
             <w:pPr>
               <w:spacing w:after="0" w:before="0"/>
             </w:pPr>
-            <w:hyperlink w:history="1" r:id="rIdvjb1uph_dmvhfjs52dcmx">
+            <w:hyperlink w:history="1" r:id="rIdbvq8kgfoj16rhhhbs6lh7">
               <w:r>
                 <w:rPr>
                   <w:color w:val="1F7A8C"/>
@@ -2106,7 +2106,7 @@
             <w:pPr>
               <w:spacing w:after="0" w:before="0"/>
             </w:pPr>
-            <w:hyperlink w:history="1" r:id="rIdkr0d48u7z6mbsonayxt14">
+            <w:hyperlink w:history="1" r:id="rIdzzwh1oz0hlbef-oyu49gs">
               <w:r>
                 <w:rPr>
                   <w:color w:val="1F7A8C"/>
@@ -2274,7 +2274,7 @@
             <w:pPr>
               <w:spacing w:after="0" w:before="0"/>
             </w:pPr>
-            <w:hyperlink w:history="1" r:id="rId4syuu5og65wudryq48idq">
+            <w:hyperlink w:history="1" r:id="rIdtr62krjmy1s4vqgocjq2i">
               <w:r>
                 <w:rPr>
                   <w:color w:val="1F7A8C"/>
@@ -2442,7 +2442,7 @@
             <w:pPr>
               <w:spacing w:after="0" w:before="0"/>
             </w:pPr>
-            <w:hyperlink w:history="1" r:id="rId8jcimnjlsjkw-28zhvng6">
+            <w:hyperlink w:history="1" r:id="rIda8f_gst-mvyjugzyhkgzk">
               <w:r>
                 <w:rPr>
                   <w:color w:val="1F7A8C"/>
@@ -2610,7 +2610,7 @@
             <w:pPr>
               <w:spacing w:after="0" w:before="0"/>
             </w:pPr>
-            <w:hyperlink w:history="1" r:id="rIdb9ldl3vq_-nswnvikjshq">
+            <w:hyperlink w:history="1" r:id="rIdojun0fxnrugp7d_shsow4">
               <w:r>
                 <w:rPr>
                   <w:color w:val="1F7A8C"/>
@@ -2778,7 +2778,7 @@
             <w:pPr>
               <w:spacing w:after="0" w:before="0"/>
             </w:pPr>
-            <w:hyperlink w:history="1" r:id="rIds0wbsqz-25e3dil2afm1o">
+            <w:hyperlink w:history="1" r:id="rIdhidb-e_26vljt3l--4-a2">
               <w:r>
                 <w:rPr>
                   <w:color w:val="1F7A8C"/>
@@ -2946,7 +2946,7 @@
             <w:pPr>
               <w:spacing w:after="0" w:before="0"/>
             </w:pPr>
-            <w:hyperlink w:history="1" r:id="rIdgypc7jgqibiqhvkuks9np">
+            <w:hyperlink w:history="1" r:id="rIdw1zkwb5aafo5zhrdpdd4g">
               <w:r>
                 <w:rPr>
                   <w:color w:val="1F7A8C"/>
@@ -3011,12 +3011,12 @@
         </w:tblBorders>
       </w:tblPr>
       <w:tblGrid>
-        <w:gridCol w:w="569"/>
-        <w:gridCol w:w="5404"/>
-        <w:gridCol w:w="569"/>
-        <w:gridCol w:w="569"/>
-        <w:gridCol w:w="1237"/>
-        <w:gridCol w:w="1012"/>
+        <w:gridCol w:w="549"/>
+        <w:gridCol w:w="3780"/>
+        <w:gridCol w:w="549"/>
+        <w:gridCol w:w="549"/>
+        <w:gridCol w:w="865"/>
+        <w:gridCol w:w="3068"/>
       </w:tblGrid>
       <w:tr>
         <w:trPr>
@@ -3024,7 +3024,7 @@
         </w:trPr>
         <w:tc>
           <w:tcPr>
-            <w:tcW w:type="dxa" w:w="569"/>
+            <w:tcW w:type="dxa" w:w="549"/>
             <w:shd w:fill="13272F" w:val="clear"/>
             <w:tcMar>
               <w:top w:type="dxa" w:w="70"/>
@@ -3051,7 +3051,7 @@
         </w:tc>
         <w:tc>
           <w:tcPr>
-            <w:tcW w:type="dxa" w:w="5404"/>
+            <w:tcW w:type="dxa" w:w="3780"/>
             <w:shd w:fill="13272F" w:val="clear"/>
             <w:tcMar>
               <w:top w:type="dxa" w:w="70"/>
@@ -3078,7 +3078,7 @@
         </w:tc>
         <w:tc>
           <w:tcPr>
-            <w:tcW w:type="dxa" w:w="569"/>
+            <w:tcW w:type="dxa" w:w="549"/>
             <w:shd w:fill="13272F" w:val="clear"/>
             <w:tcMar>
               <w:top w:type="dxa" w:w="70"/>
@@ -3105,7 +3105,7 @@
         </w:tc>
         <w:tc>
           <w:tcPr>
-            <w:tcW w:type="dxa" w:w="569"/>
+            <w:tcW w:type="dxa" w:w="549"/>
             <w:shd w:fill="13272F" w:val="clear"/>
             <w:tcMar>
               <w:top w:type="dxa" w:w="70"/>
@@ -3132,7 +3132,7 @@
         </w:tc>
         <w:tc>
           <w:tcPr>
-            <w:tcW w:type="dxa" w:w="1237"/>
+            <w:tcW w:type="dxa" w:w="865"/>
             <w:shd w:fill="13272F" w:val="clear"/>
             <w:tcMar>
               <w:top w:type="dxa" w:w="70"/>
@@ -3159,7 +3159,7 @@
         </w:tc>
         <w:tc>
           <w:tcPr>
-            <w:tcW w:type="dxa" w:w="1012"/>
+            <w:tcW w:type="dxa" w:w="3068"/>
             <w:shd w:fill="13272F" w:val="clear"/>
             <w:tcMar>
               <w:top w:type="dxa" w:w="70"/>
@@ -3191,7 +3191,7 @@
         </w:trPr>
         <w:tc>
           <w:tcPr>
-            <w:tcW w:type="dxa" w:w="569"/>
+            <w:tcW w:type="dxa" w:w="549"/>
             <w:shd w:fill="FFFFFF" w:val="clear"/>
             <w:tcMar>
               <w:top w:type="dxa" w:w="70"/>
@@ -3216,7 +3216,7 @@
         </w:tc>
         <w:tc>
           <w:tcPr>
-            <w:tcW w:type="dxa" w:w="5404"/>
+            <w:tcW w:type="dxa" w:w="3780"/>
             <w:shd w:fill="FFFFFF" w:val="clear"/>
             <w:tcMar>
               <w:top w:type="dxa" w:w="70"/>
@@ -3251,7 +3251,7 @@
         </w:tc>
         <w:tc>
           <w:tcPr>
-            <w:tcW w:type="dxa" w:w="569"/>
+            <w:tcW w:type="dxa" w:w="549"/>
             <w:shd w:fill="FFFFFF" w:val="clear"/>
             <w:tcMar>
               <w:top w:type="dxa" w:w="70"/>
@@ -3276,7 +3276,7 @@
         </w:tc>
         <w:tc>
           <w:tcPr>
-            <w:tcW w:type="dxa" w:w="569"/>
+            <w:tcW w:type="dxa" w:w="549"/>
             <w:shd w:fill="FFFFFF" w:val="clear"/>
             <w:tcMar>
               <w:top w:type="dxa" w:w="70"/>
@@ -3301,7 +3301,7 @@
         </w:tc>
         <w:tc>
           <w:tcPr>
-            <w:tcW w:type="dxa" w:w="1237"/>
+            <w:tcW w:type="dxa" w:w="865"/>
             <w:shd w:fill="FFFFFF" w:val="clear"/>
             <w:tcMar>
               <w:top w:type="dxa" w:w="70"/>
@@ -3326,27 +3326,30 @@
         </w:tc>
         <w:tc>
           <w:tcPr>
-            <w:tcW w:type="dxa" w:w="1012"/>
-            <w:shd w:fill="FFFFFF" w:val="clear"/>
-            <w:tcMar>
-              <w:top w:type="dxa" w:w="70"/>
-              <w:left w:type="dxa" w:w="110"/>
-              <w:bottom w:type="dxa" w:w="70"/>
-              <w:right w:type="dxa" w:w="110"/>
-            </w:tcMar>
-          </w:tcPr>
-          <w:p>
-            <w:pPr>
-              <w:spacing w:after="0" w:before="0"/>
-            </w:pPr>
-            <w:r>
-              <w:rPr>
-                <w:color w:val="13272F"/>
-                <w:sz w:val="17"/>
-                <w:szCs w:val="17"/>
-              </w:rPr>
-              <w:t xml:space="preserve">—</w:t>
-            </w:r>
+            <w:tcW w:type="dxa" w:w="3068"/>
+            <w:shd w:fill="FFFFFF" w:val="clear"/>
+            <w:tcMar>
+              <w:top w:type="dxa" w:w="70"/>
+              <w:left w:type="dxa" w:w="110"/>
+              <w:bottom w:type="dxa" w:w="70"/>
+              <w:right w:type="dxa" w:w="110"/>
+            </w:tcMar>
+          </w:tcPr>
+          <w:p>
+            <w:pPr>
+              <w:spacing w:after="0" w:before="0"/>
+            </w:pPr>
+            <w:hyperlink w:history="1" r:id="rIdohzpwk0wmhkoedtianndd">
+              <w:r>
+                <w:rPr>
+                  <w:color w:val="1F7A8C"/>
+                  <w:sz w:val="17"/>
+                  <w:szCs w:val="17"/>
+                  <w:u w:val="single"/>
+                </w:rPr>
+                <w:t xml:space="preserve">T-010</w:t>
+              </w:r>
+            </w:hyperlink>
           </w:p>
         </w:tc>
       </w:tr>
@@ -3356,7 +3359,7 @@
         </w:trPr>
         <w:tc>
           <w:tcPr>
-            <w:tcW w:type="dxa" w:w="569"/>
+            <w:tcW w:type="dxa" w:w="549"/>
             <w:shd w:fill="F7FAFB" w:val="clear"/>
             <w:tcMar>
               <w:top w:type="dxa" w:w="70"/>
@@ -3381,7 +3384,7 @@
         </w:tc>
         <w:tc>
           <w:tcPr>
-            <w:tcW w:type="dxa" w:w="5404"/>
+            <w:tcW w:type="dxa" w:w="3780"/>
             <w:shd w:fill="F7FAFB" w:val="clear"/>
             <w:tcMar>
               <w:top w:type="dxa" w:w="70"/>
@@ -3416,7 +3419,7 @@
         </w:tc>
         <w:tc>
           <w:tcPr>
-            <w:tcW w:type="dxa" w:w="569"/>
+            <w:tcW w:type="dxa" w:w="549"/>
             <w:shd w:fill="F7FAFB" w:val="clear"/>
             <w:tcMar>
               <w:top w:type="dxa" w:w="70"/>
@@ -3441,7 +3444,7 @@
         </w:tc>
         <w:tc>
           <w:tcPr>
-            <w:tcW w:type="dxa" w:w="569"/>
+            <w:tcW w:type="dxa" w:w="549"/>
             <w:shd w:fill="F7FAFB" w:val="clear"/>
             <w:tcMar>
               <w:top w:type="dxa" w:w="70"/>
@@ -3466,7 +3469,7 @@
         </w:tc>
         <w:tc>
           <w:tcPr>
-            <w:tcW w:type="dxa" w:w="1237"/>
+            <w:tcW w:type="dxa" w:w="865"/>
             <w:shd w:fill="F7FAFB" w:val="clear"/>
             <w:tcMar>
               <w:top w:type="dxa" w:w="70"/>
@@ -3491,7 +3494,7 @@
         </w:tc>
         <w:tc>
           <w:tcPr>
-            <w:tcW w:type="dxa" w:w="1012"/>
+            <w:tcW w:type="dxa" w:w="3068"/>
             <w:shd w:fill="F7FAFB" w:val="clear"/>
             <w:tcMar>
               <w:top w:type="dxa" w:w="70"/>
@@ -3521,7 +3524,7 @@
         </w:trPr>
         <w:tc>
           <w:tcPr>
-            <w:tcW w:type="dxa" w:w="569"/>
+            <w:tcW w:type="dxa" w:w="549"/>
             <w:shd w:fill="FFFFFF" w:val="clear"/>
             <w:tcMar>
               <w:top w:type="dxa" w:w="70"/>
@@ -3546,7 +3549,7 @@
         </w:tc>
         <w:tc>
           <w:tcPr>
-            <w:tcW w:type="dxa" w:w="5404"/>
+            <w:tcW w:type="dxa" w:w="3780"/>
             <w:shd w:fill="FFFFFF" w:val="clear"/>
             <w:tcMar>
               <w:top w:type="dxa" w:w="70"/>
@@ -3581,7 +3584,7 @@
         </w:tc>
         <w:tc>
           <w:tcPr>
-            <w:tcW w:type="dxa" w:w="569"/>
+            <w:tcW w:type="dxa" w:w="549"/>
             <w:shd w:fill="FFFFFF" w:val="clear"/>
             <w:tcMar>
               <w:top w:type="dxa" w:w="70"/>
@@ -3606,7 +3609,7 @@
         </w:tc>
         <w:tc>
           <w:tcPr>
-            <w:tcW w:type="dxa" w:w="569"/>
+            <w:tcW w:type="dxa" w:w="549"/>
             <w:shd w:fill="FFFFFF" w:val="clear"/>
             <w:tcMar>
               <w:top w:type="dxa" w:w="70"/>
@@ -3631,7 +3634,7 @@
         </w:tc>
         <w:tc>
           <w:tcPr>
-            <w:tcW w:type="dxa" w:w="1237"/>
+            <w:tcW w:type="dxa" w:w="865"/>
             <w:shd w:fill="FFFFFF" w:val="clear"/>
             <w:tcMar>
               <w:top w:type="dxa" w:w="70"/>
@@ -3656,7 +3659,7 @@
         </w:tc>
         <w:tc>
           <w:tcPr>
-            <w:tcW w:type="dxa" w:w="1012"/>
+            <w:tcW w:type="dxa" w:w="3068"/>
             <w:shd w:fill="FFFFFF" w:val="clear"/>
             <w:tcMar>
               <w:top w:type="dxa" w:w="70"/>
@@ -3686,7 +3689,7 @@
         </w:trPr>
         <w:tc>
           <w:tcPr>
-            <w:tcW w:type="dxa" w:w="569"/>
+            <w:tcW w:type="dxa" w:w="549"/>
             <w:shd w:fill="F7FAFB" w:val="clear"/>
             <w:tcMar>
               <w:top w:type="dxa" w:w="70"/>
@@ -3711,7 +3714,7 @@
         </w:tc>
         <w:tc>
           <w:tcPr>
-            <w:tcW w:type="dxa" w:w="5404"/>
+            <w:tcW w:type="dxa" w:w="3780"/>
             <w:shd w:fill="F7FAFB" w:val="clear"/>
             <w:tcMar>
               <w:top w:type="dxa" w:w="70"/>
@@ -3746,7 +3749,7 @@
         </w:tc>
         <w:tc>
           <w:tcPr>
-            <w:tcW w:type="dxa" w:w="569"/>
+            <w:tcW w:type="dxa" w:w="549"/>
             <w:shd w:fill="F7FAFB" w:val="clear"/>
             <w:tcMar>
               <w:top w:type="dxa" w:w="70"/>
@@ -3771,7 +3774,7 @@
         </w:tc>
         <w:tc>
           <w:tcPr>
-            <w:tcW w:type="dxa" w:w="569"/>
+            <w:tcW w:type="dxa" w:w="549"/>
             <w:shd w:fill="F7FAFB" w:val="clear"/>
             <w:tcMar>
               <w:top w:type="dxa" w:w="70"/>
@@ -3796,7 +3799,7 @@
         </w:tc>
         <w:tc>
           <w:tcPr>
-            <w:tcW w:type="dxa" w:w="1237"/>
+            <w:tcW w:type="dxa" w:w="865"/>
             <w:shd w:fill="F7FAFB" w:val="clear"/>
             <w:tcMar>
               <w:top w:type="dxa" w:w="70"/>
@@ -3821,7 +3824,7 @@
         </w:tc>
         <w:tc>
           <w:tcPr>
-            <w:tcW w:type="dxa" w:w="1012"/>
+            <w:tcW w:type="dxa" w:w="3068"/>
             <w:shd w:fill="F7FAFB" w:val="clear"/>
             <w:tcMar>
               <w:top w:type="dxa" w:w="70"/>
@@ -3851,7 +3854,7 @@
         </w:trPr>
         <w:tc>
           <w:tcPr>
-            <w:tcW w:type="dxa" w:w="569"/>
+            <w:tcW w:type="dxa" w:w="549"/>
             <w:shd w:fill="FFFFFF" w:val="clear"/>
             <w:tcMar>
               <w:top w:type="dxa" w:w="70"/>
@@ -3876,7 +3879,7 @@
         </w:tc>
         <w:tc>
           <w:tcPr>
-            <w:tcW w:type="dxa" w:w="5404"/>
+            <w:tcW w:type="dxa" w:w="3780"/>
             <w:shd w:fill="FFFFFF" w:val="clear"/>
             <w:tcMar>
               <w:top w:type="dxa" w:w="70"/>
@@ -3911,7 +3914,7 @@
         </w:tc>
         <w:tc>
           <w:tcPr>
-            <w:tcW w:type="dxa" w:w="569"/>
+            <w:tcW w:type="dxa" w:w="549"/>
             <w:shd w:fill="FFFFFF" w:val="clear"/>
             <w:tcMar>
               <w:top w:type="dxa" w:w="70"/>
@@ -3936,7 +3939,7 @@
         </w:tc>
         <w:tc>
           <w:tcPr>
-            <w:tcW w:type="dxa" w:w="569"/>
+            <w:tcW w:type="dxa" w:w="549"/>
             <w:shd w:fill="FFFFFF" w:val="clear"/>
             <w:tcMar>
               <w:top w:type="dxa" w:w="70"/>
@@ -3961,7 +3964,7 @@
         </w:tc>
         <w:tc>
           <w:tcPr>
-            <w:tcW w:type="dxa" w:w="1237"/>
+            <w:tcW w:type="dxa" w:w="865"/>
             <w:shd w:fill="FFFFFF" w:val="clear"/>
             <w:tcMar>
               <w:top w:type="dxa" w:w="70"/>
@@ -3986,7 +3989,7 @@
         </w:tc>
         <w:tc>
           <w:tcPr>
-            <w:tcW w:type="dxa" w:w="1012"/>
+            <w:tcW w:type="dxa" w:w="3068"/>
             <w:shd w:fill="FFFFFF" w:val="clear"/>
             <w:tcMar>
               <w:top w:type="dxa" w:w="70"/>
@@ -4016,7 +4019,7 @@
         </w:trPr>
         <w:tc>
           <w:tcPr>
-            <w:tcW w:type="dxa" w:w="569"/>
+            <w:tcW w:type="dxa" w:w="549"/>
             <w:shd w:fill="F7FAFB" w:val="clear"/>
             <w:tcMar>
               <w:top w:type="dxa" w:w="70"/>
@@ -4041,7 +4044,7 @@
         </w:tc>
         <w:tc>
           <w:tcPr>
-            <w:tcW w:type="dxa" w:w="5404"/>
+            <w:tcW w:type="dxa" w:w="3780"/>
             <w:shd w:fill="F7FAFB" w:val="clear"/>
             <w:tcMar>
               <w:top w:type="dxa" w:w="70"/>
@@ -4076,7 +4079,7 @@
         </w:tc>
         <w:tc>
           <w:tcPr>
-            <w:tcW w:type="dxa" w:w="569"/>
+            <w:tcW w:type="dxa" w:w="549"/>
             <w:shd w:fill="F7FAFB" w:val="clear"/>
             <w:tcMar>
               <w:top w:type="dxa" w:w="70"/>
@@ -4101,7 +4104,7 @@
         </w:tc>
         <w:tc>
           <w:tcPr>
-            <w:tcW w:type="dxa" w:w="569"/>
+            <w:tcW w:type="dxa" w:w="549"/>
             <w:shd w:fill="F7FAFB" w:val="clear"/>
             <w:tcMar>
               <w:top w:type="dxa" w:w="70"/>
@@ -4126,7 +4129,7 @@
         </w:tc>
         <w:tc>
           <w:tcPr>
-            <w:tcW w:type="dxa" w:w="1237"/>
+            <w:tcW w:type="dxa" w:w="865"/>
             <w:shd w:fill="F7FAFB" w:val="clear"/>
             <w:tcMar>
               <w:top w:type="dxa" w:w="70"/>
@@ -4151,7 +4154,7 @@
         </w:tc>
         <w:tc>
           <w:tcPr>
-            <w:tcW w:type="dxa" w:w="1012"/>
+            <w:tcW w:type="dxa" w:w="3068"/>
             <w:shd w:fill="F7FAFB" w:val="clear"/>
             <w:tcMar>
               <w:top w:type="dxa" w:w="70"/>
@@ -4181,7 +4184,7 @@
         </w:trPr>
         <w:tc>
           <w:tcPr>
-            <w:tcW w:type="dxa" w:w="569"/>
+            <w:tcW w:type="dxa" w:w="549"/>
             <w:shd w:fill="FFFFFF" w:val="clear"/>
             <w:tcMar>
               <w:top w:type="dxa" w:w="70"/>
@@ -4206,7 +4209,7 @@
         </w:tc>
         <w:tc>
           <w:tcPr>
-            <w:tcW w:type="dxa" w:w="5404"/>
+            <w:tcW w:type="dxa" w:w="3780"/>
             <w:shd w:fill="FFFFFF" w:val="clear"/>
             <w:tcMar>
               <w:top w:type="dxa" w:w="70"/>
@@ -4241,7 +4244,7 @@
         </w:tc>
         <w:tc>
           <w:tcPr>
-            <w:tcW w:type="dxa" w:w="569"/>
+            <w:tcW w:type="dxa" w:w="549"/>
             <w:shd w:fill="FFFFFF" w:val="clear"/>
             <w:tcMar>
               <w:top w:type="dxa" w:w="70"/>
@@ -4266,7 +4269,7 @@
         </w:tc>
         <w:tc>
           <w:tcPr>
-            <w:tcW w:type="dxa" w:w="569"/>
+            <w:tcW w:type="dxa" w:w="549"/>
             <w:shd w:fill="FFFFFF" w:val="clear"/>
             <w:tcMar>
               <w:top w:type="dxa" w:w="70"/>
@@ -4291,7 +4294,7 @@
         </w:tc>
         <w:tc>
           <w:tcPr>
-            <w:tcW w:type="dxa" w:w="1237"/>
+            <w:tcW w:type="dxa" w:w="865"/>
             <w:shd w:fill="FFFFFF" w:val="clear"/>
             <w:tcMar>
               <w:top w:type="dxa" w:w="70"/>
@@ -4316,7 +4319,7 @@
         </w:tc>
         <w:tc>
           <w:tcPr>
-            <w:tcW w:type="dxa" w:w="1012"/>
+            <w:tcW w:type="dxa" w:w="3068"/>
             <w:shd w:fill="FFFFFF" w:val="clear"/>
             <w:tcMar>
               <w:top w:type="dxa" w:w="70"/>
@@ -4346,7 +4349,7 @@
         </w:trPr>
         <w:tc>
           <w:tcPr>
-            <w:tcW w:type="dxa" w:w="569"/>
+            <w:tcW w:type="dxa" w:w="549"/>
             <w:shd w:fill="F7FAFB" w:val="clear"/>
             <w:tcMar>
               <w:top w:type="dxa" w:w="70"/>
@@ -4371,7 +4374,7 @@
         </w:tc>
         <w:tc>
           <w:tcPr>
-            <w:tcW w:type="dxa" w:w="5404"/>
+            <w:tcW w:type="dxa" w:w="3780"/>
             <w:shd w:fill="F7FAFB" w:val="clear"/>
             <w:tcMar>
               <w:top w:type="dxa" w:w="70"/>
@@ -4406,7 +4409,7 @@
         </w:tc>
         <w:tc>
           <w:tcPr>
-            <w:tcW w:type="dxa" w:w="569"/>
+            <w:tcW w:type="dxa" w:w="549"/>
             <w:shd w:fill="F7FAFB" w:val="clear"/>
             <w:tcMar>
               <w:top w:type="dxa" w:w="70"/>
@@ -4431,7 +4434,7 @@
         </w:tc>
         <w:tc>
           <w:tcPr>
-            <w:tcW w:type="dxa" w:w="569"/>
+            <w:tcW w:type="dxa" w:w="549"/>
             <w:shd w:fill="F7FAFB" w:val="clear"/>
             <w:tcMar>
               <w:top w:type="dxa" w:w="70"/>
@@ -4456,7 +4459,7 @@
         </w:tc>
         <w:tc>
           <w:tcPr>
-            <w:tcW w:type="dxa" w:w="1237"/>
+            <w:tcW w:type="dxa" w:w="865"/>
             <w:shd w:fill="F7FAFB" w:val="clear"/>
             <w:tcMar>
               <w:top w:type="dxa" w:w="70"/>
@@ -4481,7 +4484,7 @@
         </w:tc>
         <w:tc>
           <w:tcPr>
-            <w:tcW w:type="dxa" w:w="1012"/>
+            <w:tcW w:type="dxa" w:w="3068"/>
             <w:shd w:fill="F7FAFB" w:val="clear"/>
             <w:tcMar>
               <w:top w:type="dxa" w:w="70"/>
@@ -4511,7 +4514,7 @@
         </w:trPr>
         <w:tc>
           <w:tcPr>
-            <w:tcW w:type="dxa" w:w="569"/>
+            <w:tcW w:type="dxa" w:w="549"/>
             <w:shd w:fill="FFFFFF" w:val="clear"/>
             <w:tcMar>
               <w:top w:type="dxa" w:w="70"/>
@@ -4536,7 +4539,7 @@
         </w:tc>
         <w:tc>
           <w:tcPr>
-            <w:tcW w:type="dxa" w:w="5404"/>
+            <w:tcW w:type="dxa" w:w="3780"/>
             <w:shd w:fill="FFFFFF" w:val="clear"/>
             <w:tcMar>
               <w:top w:type="dxa" w:w="70"/>
@@ -4571,7 +4574,7 @@
         </w:tc>
         <w:tc>
           <w:tcPr>
-            <w:tcW w:type="dxa" w:w="569"/>
+            <w:tcW w:type="dxa" w:w="549"/>
             <w:shd w:fill="FFFFFF" w:val="clear"/>
             <w:tcMar>
               <w:top w:type="dxa" w:w="70"/>
@@ -4596,7 +4599,7 @@
         </w:tc>
         <w:tc>
           <w:tcPr>
-            <w:tcW w:type="dxa" w:w="569"/>
+            <w:tcW w:type="dxa" w:w="549"/>
             <w:shd w:fill="FFFFFF" w:val="clear"/>
             <w:tcMar>
               <w:top w:type="dxa" w:w="70"/>
@@ -4621,7 +4624,7 @@
         </w:tc>
         <w:tc>
           <w:tcPr>
-            <w:tcW w:type="dxa" w:w="1237"/>
+            <w:tcW w:type="dxa" w:w="865"/>
             <w:shd w:fill="FFFFFF" w:val="clear"/>
             <w:tcMar>
               <w:top w:type="dxa" w:w="70"/>
@@ -4646,7 +4649,7 @@
         </w:tc>
         <w:tc>
           <w:tcPr>
-            <w:tcW w:type="dxa" w:w="1012"/>
+            <w:tcW w:type="dxa" w:w="3068"/>
             <w:shd w:fill="FFFFFF" w:val="clear"/>
             <w:tcMar>
               <w:top w:type="dxa" w:w="70"/>

--- a/docs/build-log/Nidan_Build_Status.docx
+++ b/docs/build-log/Nidan_Build_Status.docx
@@ -489,15 +489,15 @@
                 <w:sz w:val="17"/>
                 <w:szCs w:val="17"/>
               </w:rPr>
-              <w:t xml:space="preserve">8 of 34</w:t>
-            </w:r>
-            <w:r>
-              <w:rPr>
-                <w:color w:val="13272F"/>
-                <w:sz w:val="17"/>
-                <w:szCs w:val="17"/>
-              </w:rPr>
-              <w:t xml:space="preserve"> (24%)</w:t>
+              <w:t xml:space="preserve">9 of 34</w:t>
+            </w:r>
+            <w:r>
+              <w:rPr>
+                <w:color w:val="13272F"/>
+                <w:sz w:val="17"/>
+                <w:szCs w:val="17"/>
+              </w:rPr>
+              <w:t xml:space="preserve"> (26%)</w:t>
             </w:r>
           </w:p>
         </w:tc>
@@ -554,7 +554,7 @@
                 <w:sz w:val="17"/>
                 <w:szCs w:val="17"/>
               </w:rPr>
-              <w:t xml:space="preserve">11 d done · 72 d remaining</w:t>
+              <w:t xml:space="preserve">13 d done · 70 d remaining</w:t>
             </w:r>
           </w:p>
         </w:tc>
@@ -612,7 +612,7 @@
                 <w:sz w:val="15"/>
                 <w:szCs w:val="15"/>
               </w:rPr>
-              <w:t xml:space="preserve">docs/decide-d4-d7</w:t>
+              <w:t xml:space="preserve">feat/seed-content-and-openapi</w:t>
             </w:r>
           </w:p>
         </w:tc>
@@ -670,7 +670,7 @@
                 <w:sz w:val="15"/>
                 <w:szCs w:val="15"/>
               </w:rPr>
-              <w:t xml:space="preserve">96a795c feat(db): schema and migrations (T-010)</w:t>
+              <w:t xml:space="preserve">9a14faa feat(db): seed content and openapi.yaml (T-011)</w:t>
             </w:r>
           </w:p>
         </w:tc>
@@ -1103,7 +1103,7 @@
                 <w:sz w:val="17"/>
                 <w:szCs w:val="17"/>
               </w:rPr>
-              <w:t xml:space="preserve">1</w:t>
+              <w:t xml:space="preserve">2</w:t>
             </w:r>
           </w:p>
         </w:tc>
@@ -1128,7 +1128,7 @@
                 <w:sz w:val="17"/>
                 <w:szCs w:val="17"/>
               </w:rPr>
-              <w:t xml:space="preserve">15 d</w:t>
+              <w:t xml:space="preserve">13 d</w:t>
             </w:r>
           </w:p>
         </w:tc>
@@ -1938,7 +1938,7 @@
             <w:pPr>
               <w:spacing w:after="0" w:before="0"/>
             </w:pPr>
-            <w:hyperlink w:history="1" r:id="rIdbvq8kgfoj16rhhhbs6lh7">
+            <w:hyperlink w:history="1" r:id="rIdwcutyukgczgb2_mzvgnuc">
               <w:r>
                 <w:rPr>
                   <w:color w:val="1F7A8C"/>
@@ -2106,7 +2106,7 @@
             <w:pPr>
               <w:spacing w:after="0" w:before="0"/>
             </w:pPr>
-            <w:hyperlink w:history="1" r:id="rIdzzwh1oz0hlbef-oyu49gs">
+            <w:hyperlink w:history="1" r:id="rIdkobmp7iqn7bcmkxk0r3eu">
               <w:r>
                 <w:rPr>
                   <w:color w:val="1F7A8C"/>
@@ -2274,7 +2274,7 @@
             <w:pPr>
               <w:spacing w:after="0" w:before="0"/>
             </w:pPr>
-            <w:hyperlink w:history="1" r:id="rIdtr62krjmy1s4vqgocjq2i">
+            <w:hyperlink w:history="1" r:id="rIdm4xokrcrfcvljyvq5v2pp">
               <w:r>
                 <w:rPr>
                   <w:color w:val="1F7A8C"/>
@@ -2442,7 +2442,7 @@
             <w:pPr>
               <w:spacing w:after="0" w:before="0"/>
             </w:pPr>
-            <w:hyperlink w:history="1" r:id="rIda8f_gst-mvyjugzyhkgzk">
+            <w:hyperlink w:history="1" r:id="rIdw2izu3amk1ygyltogkfah">
               <w:r>
                 <w:rPr>
                   <w:color w:val="1F7A8C"/>
@@ -2610,7 +2610,7 @@
             <w:pPr>
               <w:spacing w:after="0" w:before="0"/>
             </w:pPr>
-            <w:hyperlink w:history="1" r:id="rIdojun0fxnrugp7d_shsow4">
+            <w:hyperlink w:history="1" r:id="rId_gwd43szzwgqbiwpys5cu">
               <w:r>
                 <w:rPr>
                   <w:color w:val="1F7A8C"/>
@@ -2778,7 +2778,7 @@
             <w:pPr>
               <w:spacing w:after="0" w:before="0"/>
             </w:pPr>
-            <w:hyperlink w:history="1" r:id="rIdhidb-e_26vljt3l--4-a2">
+            <w:hyperlink w:history="1" r:id="rIdv4s1rnx0l5ss-wwri0w49">
               <w:r>
                 <w:rPr>
                   <w:color w:val="1F7A8C"/>
@@ -2946,7 +2946,7 @@
             <w:pPr>
               <w:spacing w:after="0" w:before="0"/>
             </w:pPr>
-            <w:hyperlink w:history="1" r:id="rIdw1zkwb5aafo5zhrdpdd4g">
+            <w:hyperlink w:history="1" r:id="rIdhpjnw9ywlxxotsycbfxpu">
               <w:r>
                 <w:rPr>
                   <w:color w:val="1F7A8C"/>
@@ -2995,7 +2995,7 @@
           <w:sz w:val="20"/>
           <w:szCs w:val="20"/>
         </w:rPr>
-        <w:t xml:space="preserve">1 of 9 complete</w:t>
+        <w:t xml:space="preserve">2 of 9 complete</w:t>
       </w:r>
     </w:p>
     <w:tbl>
@@ -3011,12 +3011,12 @@
         </w:tblBorders>
       </w:tblPr>
       <w:tblGrid>
-        <w:gridCol w:w="549"/>
-        <w:gridCol w:w="3780"/>
-        <w:gridCol w:w="549"/>
-        <w:gridCol w:w="549"/>
-        <w:gridCol w:w="865"/>
-        <w:gridCol w:w="3068"/>
+        <w:gridCol w:w="548"/>
+        <w:gridCol w:w="3668"/>
+        <w:gridCol w:w="548"/>
+        <w:gridCol w:w="548"/>
+        <w:gridCol w:w="840"/>
+        <w:gridCol w:w="3208"/>
       </w:tblGrid>
       <w:tr>
         <w:trPr>
@@ -3024,7 +3024,7 @@
         </w:trPr>
         <w:tc>
           <w:tcPr>
-            <w:tcW w:type="dxa" w:w="549"/>
+            <w:tcW w:type="dxa" w:w="548"/>
             <w:shd w:fill="13272F" w:val="clear"/>
             <w:tcMar>
               <w:top w:type="dxa" w:w="70"/>
@@ -3051,7 +3051,7 @@
         </w:tc>
         <w:tc>
           <w:tcPr>
-            <w:tcW w:type="dxa" w:w="3780"/>
+            <w:tcW w:type="dxa" w:w="3668"/>
             <w:shd w:fill="13272F" w:val="clear"/>
             <w:tcMar>
               <w:top w:type="dxa" w:w="70"/>
@@ -3078,7 +3078,7 @@
         </w:tc>
         <w:tc>
           <w:tcPr>
-            <w:tcW w:type="dxa" w:w="549"/>
+            <w:tcW w:type="dxa" w:w="548"/>
             <w:shd w:fill="13272F" w:val="clear"/>
             <w:tcMar>
               <w:top w:type="dxa" w:w="70"/>
@@ -3105,7 +3105,7 @@
         </w:tc>
         <w:tc>
           <w:tcPr>
-            <w:tcW w:type="dxa" w:w="549"/>
+            <w:tcW w:type="dxa" w:w="548"/>
             <w:shd w:fill="13272F" w:val="clear"/>
             <w:tcMar>
               <w:top w:type="dxa" w:w="70"/>
@@ -3132,7 +3132,7 @@
         </w:tc>
         <w:tc>
           <w:tcPr>
-            <w:tcW w:type="dxa" w:w="865"/>
+            <w:tcW w:type="dxa" w:w="840"/>
             <w:shd w:fill="13272F" w:val="clear"/>
             <w:tcMar>
               <w:top w:type="dxa" w:w="70"/>
@@ -3159,7 +3159,7 @@
         </w:tc>
         <w:tc>
           <w:tcPr>
-            <w:tcW w:type="dxa" w:w="3068"/>
+            <w:tcW w:type="dxa" w:w="3208"/>
             <w:shd w:fill="13272F" w:val="clear"/>
             <w:tcMar>
               <w:top w:type="dxa" w:w="70"/>
@@ -3191,7 +3191,7 @@
         </w:trPr>
         <w:tc>
           <w:tcPr>
-            <w:tcW w:type="dxa" w:w="549"/>
+            <w:tcW w:type="dxa" w:w="548"/>
             <w:shd w:fill="FFFFFF" w:val="clear"/>
             <w:tcMar>
               <w:top w:type="dxa" w:w="70"/>
@@ -3216,7 +3216,7 @@
         </w:tc>
         <w:tc>
           <w:tcPr>
-            <w:tcW w:type="dxa" w:w="3780"/>
+            <w:tcW w:type="dxa" w:w="3668"/>
             <w:shd w:fill="FFFFFF" w:val="clear"/>
             <w:tcMar>
               <w:top w:type="dxa" w:w="70"/>
@@ -3251,7 +3251,7 @@
         </w:tc>
         <w:tc>
           <w:tcPr>
-            <w:tcW w:type="dxa" w:w="549"/>
+            <w:tcW w:type="dxa" w:w="548"/>
             <w:shd w:fill="FFFFFF" w:val="clear"/>
             <w:tcMar>
               <w:top w:type="dxa" w:w="70"/>
@@ -3276,7 +3276,7 @@
         </w:tc>
         <w:tc>
           <w:tcPr>
-            <w:tcW w:type="dxa" w:w="549"/>
+            <w:tcW w:type="dxa" w:w="548"/>
             <w:shd w:fill="FFFFFF" w:val="clear"/>
             <w:tcMar>
               <w:top w:type="dxa" w:w="70"/>
@@ -3301,7 +3301,7 @@
         </w:tc>
         <w:tc>
           <w:tcPr>
-            <w:tcW w:type="dxa" w:w="865"/>
+            <w:tcW w:type="dxa" w:w="840"/>
             <w:shd w:fill="FFFFFF" w:val="clear"/>
             <w:tcMar>
               <w:top w:type="dxa" w:w="70"/>
@@ -3326,20 +3326,20 @@
         </w:tc>
         <w:tc>
           <w:tcPr>
-            <w:tcW w:type="dxa" w:w="3068"/>
-            <w:shd w:fill="FFFFFF" w:val="clear"/>
-            <w:tcMar>
-              <w:top w:type="dxa" w:w="70"/>
-              <w:left w:type="dxa" w:w="110"/>
-              <w:bottom w:type="dxa" w:w="70"/>
-              <w:right w:type="dxa" w:w="110"/>
-            </w:tcMar>
-          </w:tcPr>
-          <w:p>
-            <w:pPr>
-              <w:spacing w:after="0" w:before="0"/>
-            </w:pPr>
-            <w:hyperlink w:history="1" r:id="rIdohzpwk0wmhkoedtianndd">
+            <w:tcW w:type="dxa" w:w="3208"/>
+            <w:shd w:fill="FFFFFF" w:val="clear"/>
+            <w:tcMar>
+              <w:top w:type="dxa" w:w="70"/>
+              <w:left w:type="dxa" w:w="110"/>
+              <w:bottom w:type="dxa" w:w="70"/>
+              <w:right w:type="dxa" w:w="110"/>
+            </w:tcMar>
+          </w:tcPr>
+          <w:p>
+            <w:pPr>
+              <w:spacing w:after="0" w:before="0"/>
+            </w:pPr>
+            <w:hyperlink w:history="1" r:id="rIdxrlccjgko3venf6ye-hoe">
               <w:r>
                 <w:rPr>
                   <w:color w:val="1F7A8C"/>
@@ -3359,32 +3359,32 @@
         </w:trPr>
         <w:tc>
           <w:tcPr>
-            <w:tcW w:type="dxa" w:w="549"/>
-            <w:shd w:fill="F7FAFB" w:val="clear"/>
-            <w:tcMar>
-              <w:top w:type="dxa" w:w="70"/>
-              <w:left w:type="dxa" w:w="110"/>
-              <w:bottom w:type="dxa" w:w="70"/>
-              <w:right w:type="dxa" w:w="110"/>
-            </w:tcMar>
-          </w:tcPr>
-          <w:p>
-            <w:pPr>
-              <w:spacing w:after="0" w:before="0"/>
-            </w:pPr>
-            <w:r>
-              <w:rPr>
-                <w:color w:val="13272F"/>
-                <w:sz w:val="17"/>
-                <w:szCs w:val="17"/>
-              </w:rPr>
-              <w:t xml:space="preserve">⬜</w:t>
-            </w:r>
-          </w:p>
-        </w:tc>
-        <w:tc>
-          <w:tcPr>
-            <w:tcW w:type="dxa" w:w="3780"/>
+            <w:tcW w:type="dxa" w:w="548"/>
+            <w:shd w:fill="F7FAFB" w:val="clear"/>
+            <w:tcMar>
+              <w:top w:type="dxa" w:w="70"/>
+              <w:left w:type="dxa" w:w="110"/>
+              <w:bottom w:type="dxa" w:w="70"/>
+              <w:right w:type="dxa" w:w="110"/>
+            </w:tcMar>
+          </w:tcPr>
+          <w:p>
+            <w:pPr>
+              <w:spacing w:after="0" w:before="0"/>
+            </w:pPr>
+            <w:r>
+              <w:rPr>
+                <w:color w:val="13272F"/>
+                <w:sz w:val="17"/>
+                <w:szCs w:val="17"/>
+              </w:rPr>
+              <w:t xml:space="preserve">✅</w:t>
+            </w:r>
+          </w:p>
+        </w:tc>
+        <w:tc>
+          <w:tcPr>
+            <w:tcW w:type="dxa" w:w="3668"/>
             <w:shd w:fill="F7FAFB" w:val="clear"/>
             <w:tcMar>
               <w:top w:type="dxa" w:w="70"/>
@@ -3419,7 +3419,7 @@
         </w:tc>
         <w:tc>
           <w:tcPr>
-            <w:tcW w:type="dxa" w:w="549"/>
+            <w:tcW w:type="dxa" w:w="548"/>
             <w:shd w:fill="F7FAFB" w:val="clear"/>
             <w:tcMar>
               <w:top w:type="dxa" w:w="70"/>
@@ -3444,7 +3444,7 @@
         </w:tc>
         <w:tc>
           <w:tcPr>
-            <w:tcW w:type="dxa" w:w="549"/>
+            <w:tcW w:type="dxa" w:w="548"/>
             <w:shd w:fill="F7FAFB" w:val="clear"/>
             <w:tcMar>
               <w:top w:type="dxa" w:w="70"/>
@@ -3469,7 +3469,7 @@
         </w:tc>
         <w:tc>
           <w:tcPr>
-            <w:tcW w:type="dxa" w:w="865"/>
+            <w:tcW w:type="dxa" w:w="840"/>
             <w:shd w:fill="F7FAFB" w:val="clear"/>
             <w:tcMar>
               <w:top w:type="dxa" w:w="70"/>
@@ -3494,27 +3494,30 @@
         </w:tc>
         <w:tc>
           <w:tcPr>
-            <w:tcW w:type="dxa" w:w="3068"/>
-            <w:shd w:fill="F7FAFB" w:val="clear"/>
-            <w:tcMar>
-              <w:top w:type="dxa" w:w="70"/>
-              <w:left w:type="dxa" w:w="110"/>
-              <w:bottom w:type="dxa" w:w="70"/>
-              <w:right w:type="dxa" w:w="110"/>
-            </w:tcMar>
-          </w:tcPr>
-          <w:p>
-            <w:pPr>
-              <w:spacing w:after="0" w:before="0"/>
-            </w:pPr>
-            <w:r>
-              <w:rPr>
-                <w:color w:val="13272F"/>
-                <w:sz w:val="17"/>
-                <w:szCs w:val="17"/>
-              </w:rPr>
-              <w:t xml:space="preserve">—</w:t>
-            </w:r>
+            <w:tcW w:type="dxa" w:w="3208"/>
+            <w:shd w:fill="F7FAFB" w:val="clear"/>
+            <w:tcMar>
+              <w:top w:type="dxa" w:w="70"/>
+              <w:left w:type="dxa" w:w="110"/>
+              <w:bottom w:type="dxa" w:w="70"/>
+              <w:right w:type="dxa" w:w="110"/>
+            </w:tcMar>
+          </w:tcPr>
+          <w:p>
+            <w:pPr>
+              <w:spacing w:after="0" w:before="0"/>
+            </w:pPr>
+            <w:hyperlink w:history="1" r:id="rIdo1wxp3sik-yfol9mim_o1">
+              <w:r>
+                <w:rPr>
+                  <w:color w:val="1F7A8C"/>
+                  <w:sz w:val="17"/>
+                  <w:szCs w:val="17"/>
+                  <w:u w:val="single"/>
+                </w:rPr>
+                <w:t xml:space="preserve">T-011</w:t>
+              </w:r>
+            </w:hyperlink>
           </w:p>
         </w:tc>
       </w:tr>
@@ -3524,7 +3527,7 @@
         </w:trPr>
         <w:tc>
           <w:tcPr>
-            <w:tcW w:type="dxa" w:w="549"/>
+            <w:tcW w:type="dxa" w:w="548"/>
             <w:shd w:fill="FFFFFF" w:val="clear"/>
             <w:tcMar>
               <w:top w:type="dxa" w:w="70"/>
@@ -3549,7 +3552,7 @@
         </w:tc>
         <w:tc>
           <w:tcPr>
-            <w:tcW w:type="dxa" w:w="3780"/>
+            <w:tcW w:type="dxa" w:w="3668"/>
             <w:shd w:fill="FFFFFF" w:val="clear"/>
             <w:tcMar>
               <w:top w:type="dxa" w:w="70"/>
@@ -3584,7 +3587,7 @@
         </w:tc>
         <w:tc>
           <w:tcPr>
-            <w:tcW w:type="dxa" w:w="549"/>
+            <w:tcW w:type="dxa" w:w="548"/>
             <w:shd w:fill="FFFFFF" w:val="clear"/>
             <w:tcMar>
               <w:top w:type="dxa" w:w="70"/>
@@ -3609,7 +3612,7 @@
         </w:tc>
         <w:tc>
           <w:tcPr>
-            <w:tcW w:type="dxa" w:w="549"/>
+            <w:tcW w:type="dxa" w:w="548"/>
             <w:shd w:fill="FFFFFF" w:val="clear"/>
             <w:tcMar>
               <w:top w:type="dxa" w:w="70"/>
@@ -3634,7 +3637,7 @@
         </w:tc>
         <w:tc>
           <w:tcPr>
-            <w:tcW w:type="dxa" w:w="865"/>
+            <w:tcW w:type="dxa" w:w="840"/>
             <w:shd w:fill="FFFFFF" w:val="clear"/>
             <w:tcMar>
               <w:top w:type="dxa" w:w="70"/>
@@ -3659,7 +3662,7 @@
         </w:tc>
         <w:tc>
           <w:tcPr>
-            <w:tcW w:type="dxa" w:w="3068"/>
+            <w:tcW w:type="dxa" w:w="3208"/>
             <w:shd w:fill="FFFFFF" w:val="clear"/>
             <w:tcMar>
               <w:top w:type="dxa" w:w="70"/>
@@ -3689,7 +3692,7 @@
         </w:trPr>
         <w:tc>
           <w:tcPr>
-            <w:tcW w:type="dxa" w:w="549"/>
+            <w:tcW w:type="dxa" w:w="548"/>
             <w:shd w:fill="F7FAFB" w:val="clear"/>
             <w:tcMar>
               <w:top w:type="dxa" w:w="70"/>
@@ -3714,7 +3717,7 @@
         </w:tc>
         <w:tc>
           <w:tcPr>
-            <w:tcW w:type="dxa" w:w="3780"/>
+            <w:tcW w:type="dxa" w:w="3668"/>
             <w:shd w:fill="F7FAFB" w:val="clear"/>
             <w:tcMar>
               <w:top w:type="dxa" w:w="70"/>
@@ -3749,7 +3752,7 @@
         </w:tc>
         <w:tc>
           <w:tcPr>
-            <w:tcW w:type="dxa" w:w="549"/>
+            <w:tcW w:type="dxa" w:w="548"/>
             <w:shd w:fill="F7FAFB" w:val="clear"/>
             <w:tcMar>
               <w:top w:type="dxa" w:w="70"/>
@@ -3774,7 +3777,7 @@
         </w:tc>
         <w:tc>
           <w:tcPr>
-            <w:tcW w:type="dxa" w:w="549"/>
+            <w:tcW w:type="dxa" w:w="548"/>
             <w:shd w:fill="F7FAFB" w:val="clear"/>
             <w:tcMar>
               <w:top w:type="dxa" w:w="70"/>
@@ -3799,7 +3802,7 @@
         </w:tc>
         <w:tc>
           <w:tcPr>
-            <w:tcW w:type="dxa" w:w="865"/>
+            <w:tcW w:type="dxa" w:w="840"/>
             <w:shd w:fill="F7FAFB" w:val="clear"/>
             <w:tcMar>
               <w:top w:type="dxa" w:w="70"/>
@@ -3824,7 +3827,7 @@
         </w:tc>
         <w:tc>
           <w:tcPr>
-            <w:tcW w:type="dxa" w:w="3068"/>
+            <w:tcW w:type="dxa" w:w="3208"/>
             <w:shd w:fill="F7FAFB" w:val="clear"/>
             <w:tcMar>
               <w:top w:type="dxa" w:w="70"/>
@@ -3854,7 +3857,7 @@
         </w:trPr>
         <w:tc>
           <w:tcPr>
-            <w:tcW w:type="dxa" w:w="549"/>
+            <w:tcW w:type="dxa" w:w="548"/>
             <w:shd w:fill="FFFFFF" w:val="clear"/>
             <w:tcMar>
               <w:top w:type="dxa" w:w="70"/>
@@ -3879,7 +3882,7 @@
         </w:tc>
         <w:tc>
           <w:tcPr>
-            <w:tcW w:type="dxa" w:w="3780"/>
+            <w:tcW w:type="dxa" w:w="3668"/>
             <w:shd w:fill="FFFFFF" w:val="clear"/>
             <w:tcMar>
               <w:top w:type="dxa" w:w="70"/>
@@ -3914,7 +3917,7 @@
         </w:tc>
         <w:tc>
           <w:tcPr>
-            <w:tcW w:type="dxa" w:w="549"/>
+            <w:tcW w:type="dxa" w:w="548"/>
             <w:shd w:fill="FFFFFF" w:val="clear"/>
             <w:tcMar>
               <w:top w:type="dxa" w:w="70"/>
@@ -3939,7 +3942,7 @@
         </w:tc>
         <w:tc>
           <w:tcPr>
-            <w:tcW w:type="dxa" w:w="549"/>
+            <w:tcW w:type="dxa" w:w="548"/>
             <w:shd w:fill="FFFFFF" w:val="clear"/>
             <w:tcMar>
               <w:top w:type="dxa" w:w="70"/>
@@ -3964,7 +3967,7 @@
         </w:tc>
         <w:tc>
           <w:tcPr>
-            <w:tcW w:type="dxa" w:w="865"/>
+            <w:tcW w:type="dxa" w:w="840"/>
             <w:shd w:fill="FFFFFF" w:val="clear"/>
             <w:tcMar>
               <w:top w:type="dxa" w:w="70"/>
@@ -3989,7 +3992,7 @@
         </w:tc>
         <w:tc>
           <w:tcPr>
-            <w:tcW w:type="dxa" w:w="3068"/>
+            <w:tcW w:type="dxa" w:w="3208"/>
             <w:shd w:fill="FFFFFF" w:val="clear"/>
             <w:tcMar>
               <w:top w:type="dxa" w:w="70"/>
@@ -4019,7 +4022,7 @@
         </w:trPr>
         <w:tc>
           <w:tcPr>
-            <w:tcW w:type="dxa" w:w="549"/>
+            <w:tcW w:type="dxa" w:w="548"/>
             <w:shd w:fill="F7FAFB" w:val="clear"/>
             <w:tcMar>
               <w:top w:type="dxa" w:w="70"/>
@@ -4044,7 +4047,7 @@
         </w:tc>
         <w:tc>
           <w:tcPr>
-            <w:tcW w:type="dxa" w:w="3780"/>
+            <w:tcW w:type="dxa" w:w="3668"/>
             <w:shd w:fill="F7FAFB" w:val="clear"/>
             <w:tcMar>
               <w:top w:type="dxa" w:w="70"/>
@@ -4079,7 +4082,7 @@
         </w:tc>
         <w:tc>
           <w:tcPr>
-            <w:tcW w:type="dxa" w:w="549"/>
+            <w:tcW w:type="dxa" w:w="548"/>
             <w:shd w:fill="F7FAFB" w:val="clear"/>
             <w:tcMar>
               <w:top w:type="dxa" w:w="70"/>
@@ -4104,7 +4107,7 @@
         </w:tc>
         <w:tc>
           <w:tcPr>
-            <w:tcW w:type="dxa" w:w="549"/>
+            <w:tcW w:type="dxa" w:w="548"/>
             <w:shd w:fill="F7FAFB" w:val="clear"/>
             <w:tcMar>
               <w:top w:type="dxa" w:w="70"/>
@@ -4129,7 +4132,7 @@
         </w:tc>
         <w:tc>
           <w:tcPr>
-            <w:tcW w:type="dxa" w:w="865"/>
+            <w:tcW w:type="dxa" w:w="840"/>
             <w:shd w:fill="F7FAFB" w:val="clear"/>
             <w:tcMar>
               <w:top w:type="dxa" w:w="70"/>
@@ -4154,7 +4157,7 @@
         </w:tc>
         <w:tc>
           <w:tcPr>
-            <w:tcW w:type="dxa" w:w="3068"/>
+            <w:tcW w:type="dxa" w:w="3208"/>
             <w:shd w:fill="F7FAFB" w:val="clear"/>
             <w:tcMar>
               <w:top w:type="dxa" w:w="70"/>
@@ -4184,7 +4187,7 @@
         </w:trPr>
         <w:tc>
           <w:tcPr>
-            <w:tcW w:type="dxa" w:w="549"/>
+            <w:tcW w:type="dxa" w:w="548"/>
             <w:shd w:fill="FFFFFF" w:val="clear"/>
             <w:tcMar>
               <w:top w:type="dxa" w:w="70"/>
@@ -4209,7 +4212,7 @@
         </w:tc>
         <w:tc>
           <w:tcPr>
-            <w:tcW w:type="dxa" w:w="3780"/>
+            <w:tcW w:type="dxa" w:w="3668"/>
             <w:shd w:fill="FFFFFF" w:val="clear"/>
             <w:tcMar>
               <w:top w:type="dxa" w:w="70"/>
@@ -4244,7 +4247,7 @@
         </w:tc>
         <w:tc>
           <w:tcPr>
-            <w:tcW w:type="dxa" w:w="549"/>
+            <w:tcW w:type="dxa" w:w="548"/>
             <w:shd w:fill="FFFFFF" w:val="clear"/>
             <w:tcMar>
               <w:top w:type="dxa" w:w="70"/>
@@ -4269,7 +4272,7 @@
         </w:tc>
         <w:tc>
           <w:tcPr>
-            <w:tcW w:type="dxa" w:w="549"/>
+            <w:tcW w:type="dxa" w:w="548"/>
             <w:shd w:fill="FFFFFF" w:val="clear"/>
             <w:tcMar>
               <w:top w:type="dxa" w:w="70"/>
@@ -4294,7 +4297,7 @@
         </w:tc>
         <w:tc>
           <w:tcPr>
-            <w:tcW w:type="dxa" w:w="865"/>
+            <w:tcW w:type="dxa" w:w="840"/>
             <w:shd w:fill="FFFFFF" w:val="clear"/>
             <w:tcMar>
               <w:top w:type="dxa" w:w="70"/>
@@ -4319,7 +4322,7 @@
         </w:tc>
         <w:tc>
           <w:tcPr>
-            <w:tcW w:type="dxa" w:w="3068"/>
+            <w:tcW w:type="dxa" w:w="3208"/>
             <w:shd w:fill="FFFFFF" w:val="clear"/>
             <w:tcMar>
               <w:top w:type="dxa" w:w="70"/>
@@ -4349,7 +4352,7 @@
         </w:trPr>
         <w:tc>
           <w:tcPr>
-            <w:tcW w:type="dxa" w:w="549"/>
+            <w:tcW w:type="dxa" w:w="548"/>
             <w:shd w:fill="F7FAFB" w:val="clear"/>
             <w:tcMar>
               <w:top w:type="dxa" w:w="70"/>
@@ -4374,7 +4377,7 @@
         </w:tc>
         <w:tc>
           <w:tcPr>
-            <w:tcW w:type="dxa" w:w="3780"/>
+            <w:tcW w:type="dxa" w:w="3668"/>
             <w:shd w:fill="F7FAFB" w:val="clear"/>
             <w:tcMar>
               <w:top w:type="dxa" w:w="70"/>
@@ -4409,7 +4412,7 @@
         </w:tc>
         <w:tc>
           <w:tcPr>
-            <w:tcW w:type="dxa" w:w="549"/>
+            <w:tcW w:type="dxa" w:w="548"/>
             <w:shd w:fill="F7FAFB" w:val="clear"/>
             <w:tcMar>
               <w:top w:type="dxa" w:w="70"/>
@@ -4434,7 +4437,7 @@
         </w:tc>
         <w:tc>
           <w:tcPr>
-            <w:tcW w:type="dxa" w:w="549"/>
+            <w:tcW w:type="dxa" w:w="548"/>
             <w:shd w:fill="F7FAFB" w:val="clear"/>
             <w:tcMar>
               <w:top w:type="dxa" w:w="70"/>
@@ -4459,7 +4462,7 @@
         </w:tc>
         <w:tc>
           <w:tcPr>
-            <w:tcW w:type="dxa" w:w="865"/>
+            <w:tcW w:type="dxa" w:w="840"/>
             <w:shd w:fill="F7FAFB" w:val="clear"/>
             <w:tcMar>
               <w:top w:type="dxa" w:w="70"/>
@@ -4484,7 +4487,7 @@
         </w:tc>
         <w:tc>
           <w:tcPr>
-            <w:tcW w:type="dxa" w:w="3068"/>
+            <w:tcW w:type="dxa" w:w="3208"/>
             <w:shd w:fill="F7FAFB" w:val="clear"/>
             <w:tcMar>
               <w:top w:type="dxa" w:w="70"/>
@@ -4514,7 +4517,7 @@
         </w:trPr>
         <w:tc>
           <w:tcPr>
-            <w:tcW w:type="dxa" w:w="549"/>
+            <w:tcW w:type="dxa" w:w="548"/>
             <w:shd w:fill="FFFFFF" w:val="clear"/>
             <w:tcMar>
               <w:top w:type="dxa" w:w="70"/>
@@ -4539,7 +4542,7 @@
         </w:tc>
         <w:tc>
           <w:tcPr>
-            <w:tcW w:type="dxa" w:w="3780"/>
+            <w:tcW w:type="dxa" w:w="3668"/>
             <w:shd w:fill="FFFFFF" w:val="clear"/>
             <w:tcMar>
               <w:top w:type="dxa" w:w="70"/>
@@ -4574,7 +4577,7 @@
         </w:tc>
         <w:tc>
           <w:tcPr>
-            <w:tcW w:type="dxa" w:w="549"/>
+            <w:tcW w:type="dxa" w:w="548"/>
             <w:shd w:fill="FFFFFF" w:val="clear"/>
             <w:tcMar>
               <w:top w:type="dxa" w:w="70"/>
@@ -4599,7 +4602,7 @@
         </w:tc>
         <w:tc>
           <w:tcPr>
-            <w:tcW w:type="dxa" w:w="549"/>
+            <w:tcW w:type="dxa" w:w="548"/>
             <w:shd w:fill="FFFFFF" w:val="clear"/>
             <w:tcMar>
               <w:top w:type="dxa" w:w="70"/>
@@ -4624,7 +4627,7 @@
         </w:tc>
         <w:tc>
           <w:tcPr>
-            <w:tcW w:type="dxa" w:w="865"/>
+            <w:tcW w:type="dxa" w:w="840"/>
             <w:shd w:fill="FFFFFF" w:val="clear"/>
             <w:tcMar>
               <w:top w:type="dxa" w:w="70"/>
@@ -4649,7 +4652,7 @@
         </w:tc>
         <w:tc>
           <w:tcPr>
-            <w:tcW w:type="dxa" w:w="3068"/>
+            <w:tcW w:type="dxa" w:w="3208"/>
             <w:shd w:fill="FFFFFF" w:val="clear"/>
             <w:tcMar>
               <w:top w:type="dxa" w:w="70"/>
